--- a/public/assets/template/docx/surat_ket_pergi_kawin.docx
+++ b/public/assets/template/docx/surat_ket_pergi_kawin.docx
@@ -91,23 +91,23 @@
         <w:pStyle w:val="BodyText"/>
       </w:pPr>
       <w:r>
-        <w:t xml:space="preserve">KALURAHAN : $NAMA_DES</w:t>
-      </w:r>
-    </w:p>
-    <w:p>
-      <w:pPr>
-        <w:pStyle w:val="BodyText"/>
-      </w:pPr>
-      <w:r>
-        <w:t xml:space="preserve">KAPANEWON : $NAMA_KEC</w:t>
-      </w:r>
-    </w:p>
-    <w:p>
-      <w:pPr>
-        <w:pStyle w:val="BodyText"/>
-      </w:pPr>
-      <w:r>
-        <w:t xml:space="preserve">KABUPATEN/KOTA : $NAMA_KAB</w:t>
+        <w:t xml:space="preserve">KALURAHAN : ${NAMA_DES}</w:t>
+      </w:r>
+    </w:p>
+    <w:p>
+      <w:pPr>
+        <w:pStyle w:val="BodyText"/>
+      </w:pPr>
+      <w:r>
+        <w:t xml:space="preserve">KAPANEWON : ${NAMA_KEC}</w:t>
+      </w:r>
+    </w:p>
+    <w:p>
+      <w:pPr>
+        <w:pStyle w:val="BodyText"/>
+      </w:pPr>
+      <w:r>
+        <w:t xml:space="preserve">KABUPATEN/KOTA : ${NAMA_KAB}</w:t>
       </w:r>
     </w:p>
     <w:p>
@@ -144,7 +144,7 @@
         <w:pStyle w:val="BodyText"/>
       </w:pPr>
       <w:r>
-        <w:t xml:space="preserve">Nomor : $NOMOR_SURAT /$KODE_DESA /$TAHUN</w:t>
+        <w:t xml:space="preserve">Nomor : ${NOMOR_SURAT} /${KODE_DESA} /${TAHUN}</w:t>
       </w:r>
     </w:p>
     <w:p>
@@ -173,7 +173,7 @@
           <w:b/>
           <w:bCs/>
         </w:rPr>
-        <w:t xml:space="preserve">$NAMA</w:t>
+        <w:t xml:space="preserve">${NAMA}</w:t>
       </w:r>
     </w:p>
     <w:p>
@@ -184,7 +184,7 @@
         </w:numPr>
       </w:pPr>
       <w:r>
-        <w:t xml:space="preserve">Nomor Induk Kependudukan : $NIK</w:t>
+        <w:t xml:space="preserve">Nomor Induk Kependudukan : ${NIK}</w:t>
       </w:r>
     </w:p>
     <w:p>
@@ -195,7 +195,7 @@
         </w:numPr>
       </w:pPr>
       <w:r>
-        <w:t xml:space="preserve">Jenis kelamin : $SEX</w:t>
+        <w:t xml:space="preserve">Jenis kelamin : ${SEX}</w:t>
       </w:r>
     </w:p>
     <w:p>
@@ -206,7 +206,7 @@
         </w:numPr>
       </w:pPr>
       <w:r>
-        <w:t xml:space="preserve">Tempat dan Tanggal lahir : $TTL</w:t>
+        <w:t xml:space="preserve">Tempat dan Tanggal lahir : ${TTL}</w:t>
       </w:r>
     </w:p>
     <w:p>
@@ -217,7 +217,7 @@
         </w:numPr>
       </w:pPr>
       <w:r>
-        <w:t xml:space="preserve">Kewarganegaraan : $WARGA_NEGARA</w:t>
+        <w:t xml:space="preserve">Kewarganegaraan : ${WARGA_NEGARA}</w:t>
       </w:r>
     </w:p>
     <w:p>
@@ -228,7 +228,7 @@
         </w:numPr>
       </w:pPr>
       <w:r>
-        <w:t xml:space="preserve">Agama : $AGAMA</w:t>
+        <w:t xml:space="preserve">Agama : ${AGAMA}</w:t>
       </w:r>
     </w:p>
     <w:p>
@@ -239,7 +239,7 @@
         </w:numPr>
       </w:pPr>
       <w:r>
-        <w:t xml:space="preserve">Pekerjaan : $PEKERJAAN</w:t>
+        <w:t xml:space="preserve">Pekerjaan : ${PEKERJAAN}</w:t>
       </w:r>
     </w:p>
     <w:p>
@@ -250,7 +250,7 @@
         </w:numPr>
       </w:pPr>
       <w:r>
-        <w:t xml:space="preserve">Alamat : $ALAMAT Kalurahan $NAMA_DES, Kapanewon $NAMA_KEC, Kabupaten $NAMA_KAB</w:t>
+        <w:t xml:space="preserve">Alamat : ${ALAMAT} Kalurahan ${NAMA_DES}, Kapanewon ${NAMA_KEC}, Kabupaten ${NAMA_KAB}</w:t>
       </w:r>
     </w:p>
     <w:p>
@@ -280,7 +280,7 @@
         <w:pStyle w:val="FirstParagraph"/>
       </w:pPr>
       <w:r>
-        <w:t xml:space="preserve">atau Beristri ke …… : $PRIA_STATUS</w:t>
+        <w:t xml:space="preserve">atau Beristri ke …… : ${PRIA_STATUS}</w:t>
       </w:r>
     </w:p>
     <w:p>
@@ -302,7 +302,7 @@
         </w:numPr>
       </w:pPr>
       <w:r>
-        <w:t xml:space="preserve">Nama istri / suami terdahulu : $ISTRI_LAMA</w:t>
+        <w:t xml:space="preserve">Nama istri / suami terdahulu : ${ISTRI_LAMA}</w:t>
       </w:r>
     </w:p>
     <w:p>
@@ -321,7 +321,7 @@
         </w:numPr>
       </w:pPr>
       <w:r>
-        <w:t xml:space="preserve">Nama lengkap dan alias : $AYAH_NAMA</w:t>
+        <w:t xml:space="preserve">Nama lengkap dan alias : ${AYAH_NAMA}</w:t>
       </w:r>
     </w:p>
     <w:p>
@@ -332,7 +332,7 @@
         </w:numPr>
       </w:pPr>
       <w:r>
-        <w:t xml:space="preserve">Nomor Induk Kependudukan (NIK) : $AYAH_NIK</w:t>
+        <w:t xml:space="preserve">Nomor Induk Kependudukan (NIK) : ${AYAH_NIK}</w:t>
       </w:r>
     </w:p>
     <w:p>
@@ -343,7 +343,7 @@
         </w:numPr>
       </w:pPr>
       <w:r>
-        <w:t xml:space="preserve">Tempat dan Tanggal lahir : $AYAH_TTL</w:t>
+        <w:t xml:space="preserve">Tempat dan Tanggal lahir : ${AYAH_TTL}</w:t>
       </w:r>
     </w:p>
     <w:p>
@@ -354,7 +354,7 @@
         </w:numPr>
       </w:pPr>
       <w:r>
-        <w:t xml:space="preserve">Kewarganegaraan : $AYAH_WARGA_NEGARA</w:t>
+        <w:t xml:space="preserve">Kewarganegaraan : ${AYAH_WARGA_NEGARA}</w:t>
       </w:r>
     </w:p>
     <w:p>
@@ -365,7 +365,7 @@
         </w:numPr>
       </w:pPr>
       <w:r>
-        <w:t xml:space="preserve">Agama : $AYAH_AGAMA</w:t>
+        <w:t xml:space="preserve">Agama : ${AYAH_AGAMA}</w:t>
       </w:r>
     </w:p>
     <w:p>
@@ -376,7 +376,7 @@
         </w:numPr>
       </w:pPr>
       <w:r>
-        <w:t xml:space="preserve">Pekerjaan : $AYAH_PEKERJAAN</w:t>
+        <w:t xml:space="preserve">Pekerjaan : ${AYAH_PEKERJAAN}</w:t>
       </w:r>
     </w:p>
     <w:p>
@@ -387,7 +387,7 @@
         </w:numPr>
       </w:pPr>
       <w:r>
-        <w:t xml:space="preserve">Alamat : $AYAH_ALAMAT Kalurahan $NAMA_DES, Kapanewon $NAMA_KEC, Kabupaten $NAMA_KAB</w:t>
+        <w:t xml:space="preserve">Alamat : ${AYAH_ALAMAT} Kalurahan ${NAMA_DES}, Kapanewon ${NAMA_KEC}, Kabupaten ${NAMA_KAB}</w:t>
       </w:r>
     </w:p>
     <w:p>
@@ -406,7 +406,7 @@
         </w:numPr>
       </w:pPr>
       <w:r>
-        <w:t xml:space="preserve">Nama lengkap dan alias : $IBU_NAMA</w:t>
+        <w:t xml:space="preserve">Nama lengkap dan alias : ${IBU_NAMA}</w:t>
       </w:r>
     </w:p>
     <w:p>
@@ -417,7 +417,7 @@
         </w:numPr>
       </w:pPr>
       <w:r>
-        <w:t xml:space="preserve">Nomor Induk Kependudukan (NIK) : $IBU_NIK</w:t>
+        <w:t xml:space="preserve">Nomor Induk Kependudukan (NIK) : ${IBU_NIK}</w:t>
       </w:r>
     </w:p>
     <w:p>
@@ -428,7 +428,7 @@
         </w:numPr>
       </w:pPr>
       <w:r>
-        <w:t xml:space="preserve">Tempat dan Tanggal lahir : $IBU_TTL</w:t>
+        <w:t xml:space="preserve">Tempat dan Tanggal lahir : ${IBU_TTL}</w:t>
       </w:r>
     </w:p>
     <w:p>
@@ -439,7 +439,7 @@
         </w:numPr>
       </w:pPr>
       <w:r>
-        <w:t xml:space="preserve">Kewarganegaraan : $IBU_WARGA_NEGARA</w:t>
+        <w:t xml:space="preserve">Kewarganegaraan : ${IBU_WARGA_NEGARA}</w:t>
       </w:r>
     </w:p>
     <w:p>
@@ -450,7 +450,7 @@
         </w:numPr>
       </w:pPr>
       <w:r>
-        <w:t xml:space="preserve">Agama : $IBU_AGAMA</w:t>
+        <w:t xml:space="preserve">Agama : ${IBU_AGAMA}</w:t>
       </w:r>
     </w:p>
     <w:p>
@@ -461,7 +461,7 @@
         </w:numPr>
       </w:pPr>
       <w:r>
-        <w:t xml:space="preserve">Pekerjaan : $IBU_PEKERJAAN</w:t>
+        <w:t xml:space="preserve">Pekerjaan : ${IBU_PEKERJAAN}</w:t>
       </w:r>
     </w:p>
     <w:p>
@@ -472,7 +472,7 @@
         </w:numPr>
       </w:pPr>
       <w:r>
-        <w:t xml:space="preserve">Alamat : $IBU_ALAMAT Kalurahan $NAMA_DES, Kapanewon $NAMA_KEC, Kabupaten $NAMA_KAB</w:t>
+        <w:t xml:space="preserve">Alamat : ${IBU_ALAMAT} Kalurahan ${NAMA_DES}, Kapanewon ${NAMA_KEC}, Kabupaten ${NAMA_KAB}</w:t>
       </w:r>
     </w:p>
     <w:p>
@@ -488,39 +488,39 @@
         <w:pStyle w:val="BodyText"/>
       </w:pPr>
       <w:r>
-        <w:t xml:space="preserve">$NAMA_DES, $TGL_SURAT</w:t>
-      </w:r>
-    </w:p>
-    <w:p>
-      <w:pPr>
-        <w:pStyle w:val="BodyText"/>
-      </w:pPr>
-      <w:r>
-        <w:t xml:space="preserve">$JABATAN $NAMA_DES</w:t>
-      </w:r>
-    </w:p>
-    <w:p>
-      <w:pPr>
-        <w:pStyle w:val="BodyText"/>
-      </w:pPr>
-      <w:r>
-        <w:t xml:space="preserve">$NAMA_PAMONG</w:t>
-      </w:r>
-    </w:p>
-    <w:p>
-      <w:pPr>
-        <w:pStyle w:val="BodyText"/>
-      </w:pPr>
-      <w:r>
-        <w:t xml:space="preserve">KABUPATEN $NAMA_KAB</w:t>
-      </w:r>
-    </w:p>
-    <w:p>
-      <w:pPr>
-        <w:pStyle w:val="BodyText"/>
-      </w:pPr>
-      <w:r>
-        <w:t xml:space="preserve">KEPANEWON $NAMA_KEC</w:t>
+        <w:t xml:space="preserve">${NAMA_DES}, ${TGL_SURAT}</w:t>
+      </w:r>
+    </w:p>
+    <w:p>
+      <w:pPr>
+        <w:pStyle w:val="BodyText"/>
+      </w:pPr>
+      <w:r>
+        <w:t xml:space="preserve">${JABATAN} ${NAMA_DES}</w:t>
+      </w:r>
+    </w:p>
+    <w:p>
+      <w:pPr>
+        <w:pStyle w:val="BodyText"/>
+      </w:pPr>
+      <w:r>
+        <w:t xml:space="preserve">${NAMA_PAMONG}</w:t>
+      </w:r>
+    </w:p>
+    <w:p>
+      <w:pPr>
+        <w:pStyle w:val="BodyText"/>
+      </w:pPr>
+      <w:r>
+        <w:t xml:space="preserve">KABUPATEN ${NAMA_KAB}</w:t>
+      </w:r>
+    </w:p>
+    <w:p>
+      <w:pPr>
+        <w:pStyle w:val="BodyText"/>
+      </w:pPr>
+      <w:r>
+        <w:t xml:space="preserve">KEPANEWON ${NAMA_KEC}</w:t>
       </w:r>
     </w:p>
     <w:p>
@@ -532,15 +532,15 @@
           <w:b/>
           <w:bCs/>
         </w:rPr>
-        <w:t xml:space="preserve">PEMERINTAH KALURAHAN $NAMA_DES</w:t>
-      </w:r>
-    </w:p>
-    <w:p>
-      <w:pPr>
-        <w:pStyle w:val="BodyText"/>
-      </w:pPr>
-      <w:r>
-        <w:t xml:space="preserve">$NAMA_DESA_JAWA</w:t>
+        <w:t xml:space="preserve">PEMERINTAH KALURAHAN ${NAMA_DES}</w:t>
+      </w:r>
+    </w:p>
+    <w:p>
+      <w:pPr>
+        <w:pStyle w:val="BodyText"/>
+      </w:pPr>
+      <w:r>
+        <w:t xml:space="preserve">${NAMA_DESA_JAWA}</w:t>
       </w:r>
       <w:r>
         <w:drawing>
@@ -634,15 +634,15 @@
         <w:pStyle w:val="BodyText"/>
       </w:pPr>
       <w:r>
-        <w:t xml:space="preserve">$ALAMAT_DES</w:t>
-      </w:r>
-    </w:p>
-    <w:p>
-      <w:pPr>
-        <w:pStyle w:val="BodyText"/>
-      </w:pPr>
-      <w:r>
-        <w:t xml:space="preserve">Posel : $ALAMAT_MAIL</w:t>
+        <w:t xml:space="preserve">${ALAMAT_DES}</w:t>
+      </w:r>
+    </w:p>
+    <w:p>
+      <w:pPr>
+        <w:pStyle w:val="BodyText"/>
+      </w:pPr>
+      <w:r>
+        <w:t xml:space="preserve">Posel : ${ALAMAT_MAIL}</w:t>
       </w:r>
     </w:p>
     <w:p>
@@ -663,15 +663,15 @@
         <w:pStyle w:val="BodyText"/>
       </w:pPr>
       <w:r>
-        <w:t xml:space="preserve">Nomor : $NOMOR_SURAT /$KODE_DESA /$TAHUN</w:t>
-      </w:r>
-    </w:p>
-    <w:p>
-      <w:pPr>
-        <w:pStyle w:val="BodyText"/>
-      </w:pPr>
-      <w:r>
-        <w:t xml:space="preserve">Yang bertanda tangan dibawah ini, Lurah $NAMA_DES, Kapanewon $NAMA_KEC, Kabupaten $NAMA_KAB, menerangkan dengan sesungguhnya bahwa :</w:t>
+        <w:t xml:space="preserve">Nomor : ${NOMOR_SURAT} /${KODE_DESA} /${TAHUN}</w:t>
+      </w:r>
+    </w:p>
+    <w:p>
+      <w:pPr>
+        <w:pStyle w:val="BodyText"/>
+      </w:pPr>
+      <w:r>
+        <w:t xml:space="preserve">Yang bertanda tangan dibawah ini, Lurah ${NAMA_DES}, Kapanewon ${NAMA_KEC}, Kabupaten ${NAMA_KAB}, menerangkan dengan sesungguhnya bahwa :</w:t>
       </w:r>
     </w:p>
     <w:p>
@@ -689,47 +689,47 @@
           <w:b/>
           <w:bCs/>
         </w:rPr>
-        <w:t xml:space="preserve">$NAMA</w:t>
-      </w:r>
-    </w:p>
-    <w:p>
-      <w:pPr>
-        <w:pStyle w:val="BodyText"/>
-      </w:pPr>
-      <w:r>
-        <w:t xml:space="preserve">Tempat/Tgl.Lahir : $TTL</w:t>
-      </w:r>
-    </w:p>
-    <w:p>
-      <w:pPr>
-        <w:pStyle w:val="BodyText"/>
-      </w:pPr>
-      <w:r>
-        <w:t xml:space="preserve">Jenis Kelamin : $SEX</w:t>
-      </w:r>
-    </w:p>
-    <w:p>
-      <w:pPr>
-        <w:pStyle w:val="BodyText"/>
-      </w:pPr>
-      <w:r>
-        <w:t xml:space="preserve">Agama : $AGAMA</w:t>
-      </w:r>
-    </w:p>
-    <w:p>
-      <w:pPr>
-        <w:pStyle w:val="BodyText"/>
-      </w:pPr>
-      <w:r>
-        <w:t xml:space="preserve">Pekerjaan : $PEKERJAAN</w:t>
-      </w:r>
-    </w:p>
-    <w:p>
-      <w:pPr>
-        <w:pStyle w:val="BodyText"/>
-      </w:pPr>
-      <w:r>
-        <w:t xml:space="preserve">Alamat : $ALAMAT Kalurahan $NAMA_DES, Kapanewon $NAMA_KEC, Kabupaten $NAMA_KAB</w:t>
+        <w:t xml:space="preserve">${NAMA}</w:t>
+      </w:r>
+    </w:p>
+    <w:p>
+      <w:pPr>
+        <w:pStyle w:val="BodyText"/>
+      </w:pPr>
+      <w:r>
+        <w:t xml:space="preserve">Tempat/Tgl.Lahir : ${TTL}</w:t>
+      </w:r>
+    </w:p>
+    <w:p>
+      <w:pPr>
+        <w:pStyle w:val="BodyText"/>
+      </w:pPr>
+      <w:r>
+        <w:t xml:space="preserve">Jenis Kelamin : ${SEX}</w:t>
+      </w:r>
+    </w:p>
+    <w:p>
+      <w:pPr>
+        <w:pStyle w:val="BodyText"/>
+      </w:pPr>
+      <w:r>
+        <w:t xml:space="preserve">Agama : ${AGAMA}</w:t>
+      </w:r>
+    </w:p>
+    <w:p>
+      <w:pPr>
+        <w:pStyle w:val="BodyText"/>
+      </w:pPr>
+      <w:r>
+        <w:t xml:space="preserve">Pekerjaan : ${PEKERJAAN}</w:t>
+      </w:r>
+    </w:p>
+    <w:p>
+      <w:pPr>
+        <w:pStyle w:val="BodyText"/>
+      </w:pPr>
+      <w:r>
+        <w:t xml:space="preserve">Alamat : ${ALAMAT} Kalurahan ${NAMA_DES}, Kapanewon ${NAMA_KEC}, Kabupaten ${NAMA_KAB}</w:t>
       </w:r>
     </w:p>
     <w:p>
@@ -745,23 +745,23 @@
         <w:pStyle w:val="BodyText"/>
       </w:pPr>
       <w:r>
-        <w:t xml:space="preserve">Nama : $NAMA_CALON</w:t>
-      </w:r>
-    </w:p>
-    <w:p>
-      <w:pPr>
-        <w:pStyle w:val="BodyText"/>
-      </w:pPr>
-      <w:r>
-        <w:t xml:space="preserve">Binti : $BINTI</w:t>
-      </w:r>
-    </w:p>
-    <w:p>
-      <w:pPr>
-        <w:pStyle w:val="BodyText"/>
-      </w:pPr>
-      <w:r>
-        <w:t xml:space="preserve">Alamat : $ALAMAT_CALON</w:t>
+        <w:t xml:space="preserve">Nama : ${NAMA_CALON}</w:t>
+      </w:r>
+    </w:p>
+    <w:p>
+      <w:pPr>
+        <w:pStyle w:val="BodyText"/>
+      </w:pPr>
+      <w:r>
+        <w:t xml:space="preserve">Binti : ${BINTI}</w:t>
+      </w:r>
+    </w:p>
+    <w:p>
+      <w:pPr>
+        <w:pStyle w:val="BodyText"/>
+      </w:pPr>
+      <w:r>
+        <w:t xml:space="preserve">Alamat : ${ALAMAT_CALON}</w:t>
       </w:r>
     </w:p>
     <w:p>
@@ -777,23 +777,23 @@
         <w:pStyle w:val="BodyText"/>
       </w:pPr>
       <w:r>
-        <w:t xml:space="preserve">$NAMA_DES, $TGL_SURAT</w:t>
-      </w:r>
-    </w:p>
-    <w:p>
-      <w:pPr>
-        <w:pStyle w:val="BodyText"/>
-      </w:pPr>
-      <w:r>
-        <w:t xml:space="preserve">$JABATAN,</w:t>
-      </w:r>
-    </w:p>
-    <w:p>
-      <w:pPr>
-        <w:pStyle w:val="BodyText"/>
-      </w:pPr>
-      <w:r>
-        <w:t xml:space="preserve">$NAMA_PAMONG</w:t>
+        <w:t xml:space="preserve">${NAMA_DES}, ${TGL_SURAT}</w:t>
+      </w:r>
+    </w:p>
+    <w:p>
+      <w:pPr>
+        <w:pStyle w:val="BodyText"/>
+      </w:pPr>
+      <w:r>
+        <w:t xml:space="preserve">${JABATAN},</w:t>
+      </w:r>
+    </w:p>
+    <w:p>
+      <w:pPr>
+        <w:pStyle w:val="BodyText"/>
+      </w:pPr>
+      <w:r>
+        <w:t xml:space="preserve">${NAMA_PAMONG}</w:t>
       </w:r>
     </w:p>
     <w:p>
@@ -829,7 +829,7 @@
         <w:pStyle w:val="BodyText"/>
       </w:pPr>
       <w:r>
-        <w:t xml:space="preserve">Perihal : Permohonan Kehendak $NAMA_DES, $TGL_SURAT</w:t>
+        <w:t xml:space="preserve">Perihal : Permohonan Kehendak ${NAMA_DES}, ${TGL_SURAT}</w:t>
       </w:r>
     </w:p>
     <w:p>
@@ -845,7 +845,7 @@
         <w:pStyle w:val="BodyText"/>
       </w:pPr>
       <w:r>
-        <w:t xml:space="preserve">Kepala KUA Kapanewon $NAMA_KEC</w:t>
+        <w:t xml:space="preserve">Kepala KUA Kapanewon ${NAMA_KEC}</w:t>
       </w:r>
     </w:p>
     <w:p>
@@ -883,7 +883,7 @@
           <w:b/>
           <w:bCs/>
         </w:rPr>
-        <w:t xml:space="preserve">$NAMA</w:t>
+        <w:t xml:space="preserve">${NAMA}</w:t>
       </w:r>
       <w:r>
         <w:t xml:space="preserve"> </w:t>
@@ -903,7 +903,7 @@
           <w:b/>
           <w:bCs/>
         </w:rPr>
-        <w:t xml:space="preserve">$NAMA_CALON</w:t>
+        <w:t xml:space="preserve">${NAMA_CALON}</w:t>
       </w:r>
       <w:r>
         <w:t xml:space="preserve"> </w:t>
@@ -919,7 +919,7 @@
           <w:i/>
           <w:iCs/>
         </w:rPr>
-        <w:t xml:space="preserve">$HARI_NIKAH</w:t>
+        <w:t xml:space="preserve">${HARI_NIKAH}</w:t>
       </w:r>
       <w:r>
         <w:t xml:space="preserve"> </w:t>
@@ -935,7 +935,7 @@
           <w:i/>
           <w:iCs/>
         </w:rPr>
-        <w:t xml:space="preserve">$TGL_NIKAH</w:t>
+        <w:t xml:space="preserve">${TGL_NIKAH}</w:t>
       </w:r>
       <w:r>
         <w:t xml:space="preserve"> </w:t>
@@ -951,7 +951,7 @@
           <w:i/>
           <w:iCs/>
         </w:rPr>
-        <w:t xml:space="preserve">$JAM_NIKAH</w:t>
+        <w:t xml:space="preserve">${JAM_NIKAH}</w:t>
       </w:r>
       <w:r>
         <w:t xml:space="preserve"> </w:t>
@@ -967,7 +967,7 @@
           <w:i/>
           <w:iCs/>
         </w:rPr>
-        <w:t xml:space="preserve">$TPT_NIKAH.</w:t>
+        <w:t xml:space="preserve">${TPT_NIKAH}.</w:t>
       </w:r>
     </w:p>
     <w:p>
@@ -1243,63 +1243,63 @@
           <w:b/>
           <w:bCs/>
         </w:rPr>
-        <w:t xml:space="preserve">$NAMA</w:t>
-      </w:r>
-    </w:p>
-    <w:p>
-      <w:pPr>
-        <w:pStyle w:val="BodyText"/>
-      </w:pPr>
-      <w:r>
-        <w:t xml:space="preserve">2. Bin : $NAMA_AYAH</w:t>
-      </w:r>
-    </w:p>
-    <w:p>
-      <w:pPr>
-        <w:pStyle w:val="BodyText"/>
-      </w:pPr>
-      <w:r>
-        <w:t xml:space="preserve">3. Nomor Induk Kependudukan : $NIK</w:t>
-      </w:r>
-    </w:p>
-    <w:p>
-      <w:pPr>
-        <w:pStyle w:val="BodyText"/>
-      </w:pPr>
-      <w:r>
-        <w:t xml:space="preserve">4. Tempat dan tanggal lahir : $TTL</w:t>
-      </w:r>
-    </w:p>
-    <w:p>
-      <w:pPr>
-        <w:pStyle w:val="BodyText"/>
-      </w:pPr>
-      <w:r>
-        <w:t xml:space="preserve">5. Warganegara : $WARGA_NEGARA</w:t>
-      </w:r>
-    </w:p>
-    <w:p>
-      <w:pPr>
-        <w:pStyle w:val="BodyText"/>
-      </w:pPr>
-      <w:r>
-        <w:t xml:space="preserve">6. Agama : $AGAMA</w:t>
-      </w:r>
-    </w:p>
-    <w:p>
-      <w:pPr>
-        <w:pStyle w:val="BodyText"/>
-      </w:pPr>
-      <w:r>
-        <w:t xml:space="preserve">7. Pekerjaan : $PEKERJAAN</w:t>
-      </w:r>
-    </w:p>
-    <w:p>
-      <w:pPr>
-        <w:pStyle w:val="BodyText"/>
-      </w:pPr>
-      <w:r>
-        <w:t xml:space="preserve">8. Tempat tinggal : $ALAMAT Kalurahan $NAMA_DES, Kapanewon $NAMA_KEC, Kabupaten $NAMA_KAB</w:t>
+        <w:t xml:space="preserve">${NAMA}</w:t>
+      </w:r>
+    </w:p>
+    <w:p>
+      <w:pPr>
+        <w:pStyle w:val="BodyText"/>
+      </w:pPr>
+      <w:r>
+        <w:t xml:space="preserve">2. Bin : ${NAMA_AYAH}</w:t>
+      </w:r>
+    </w:p>
+    <w:p>
+      <w:pPr>
+        <w:pStyle w:val="BodyText"/>
+      </w:pPr>
+      <w:r>
+        <w:t xml:space="preserve">3. Nomor Induk Kependudukan : ${NIK}</w:t>
+      </w:r>
+    </w:p>
+    <w:p>
+      <w:pPr>
+        <w:pStyle w:val="BodyText"/>
+      </w:pPr>
+      <w:r>
+        <w:t xml:space="preserve">4. Tempat dan tanggal lahir : ${TTL}</w:t>
+      </w:r>
+    </w:p>
+    <w:p>
+      <w:pPr>
+        <w:pStyle w:val="BodyText"/>
+      </w:pPr>
+      <w:r>
+        <w:t xml:space="preserve">5. Warganegara : ${WARGA_NEGARA}</w:t>
+      </w:r>
+    </w:p>
+    <w:p>
+      <w:pPr>
+        <w:pStyle w:val="BodyText"/>
+      </w:pPr>
+      <w:r>
+        <w:t xml:space="preserve">6. Agama : ${AGAMA}</w:t>
+      </w:r>
+    </w:p>
+    <w:p>
+      <w:pPr>
+        <w:pStyle w:val="BodyText"/>
+      </w:pPr>
+      <w:r>
+        <w:t xml:space="preserve">7. Pekerjaan : ${PEKERJAAN}</w:t>
+      </w:r>
+    </w:p>
+    <w:p>
+      <w:pPr>
+        <w:pStyle w:val="BodyText"/>
+      </w:pPr>
+      <w:r>
+        <w:t xml:space="preserve">8. Tempat tinggal : ${ALAMAT} Kalurahan ${NAMA_DES}, Kapanewon ${NAMA_KEC}, Kabupaten ${NAMA_KAB}</w:t>
       </w:r>
     </w:p>
     <w:p>
@@ -1325,63 +1325,63 @@
           <w:b/>
           <w:bCs/>
         </w:rPr>
-        <w:t xml:space="preserve">$NAMA_CALON</w:t>
-      </w:r>
-    </w:p>
-    <w:p>
-      <w:pPr>
-        <w:pStyle w:val="BodyText"/>
-      </w:pPr>
-      <w:r>
-        <w:t xml:space="preserve">2. Binti : $BINTI</w:t>
-      </w:r>
-    </w:p>
-    <w:p>
-      <w:pPr>
-        <w:pStyle w:val="BodyText"/>
-      </w:pPr>
-      <w:r>
-        <w:t xml:space="preserve">3. Nomor Induk Kependudukan : $NIK_CALON</w:t>
-      </w:r>
-    </w:p>
-    <w:p>
-      <w:pPr>
-        <w:pStyle w:val="BodyText"/>
-      </w:pPr>
-      <w:r>
-        <w:t xml:space="preserve">4. Tempat dan tanggal lahir : $TPT_LAHIR_CALON, $TGL_LAHIR_CALON</w:t>
-      </w:r>
-    </w:p>
-    <w:p>
-      <w:pPr>
-        <w:pStyle w:val="BodyText"/>
-      </w:pPr>
-      <w:r>
-        <w:t xml:space="preserve">5. Warganegara : $WARGA_NEGARA_CALON</w:t>
-      </w:r>
-    </w:p>
-    <w:p>
-      <w:pPr>
-        <w:pStyle w:val="BodyText"/>
-      </w:pPr>
-      <w:r>
-        <w:t xml:space="preserve">6. Agama : $AGAMA_CALON</w:t>
-      </w:r>
-    </w:p>
-    <w:p>
-      <w:pPr>
-        <w:pStyle w:val="BodyText"/>
-      </w:pPr>
-      <w:r>
-        <w:t xml:space="preserve">7. Pekerjaan : $KERJA_CALON</w:t>
-      </w:r>
-    </w:p>
-    <w:p>
-      <w:pPr>
-        <w:pStyle w:val="BodyText"/>
-      </w:pPr>
-      <w:r>
-        <w:t xml:space="preserve">8. Tempat tinggal : $ALAMAT_CALON</w:t>
+        <w:t xml:space="preserve">${NAMA_CALON}</w:t>
+      </w:r>
+    </w:p>
+    <w:p>
+      <w:pPr>
+        <w:pStyle w:val="BodyText"/>
+      </w:pPr>
+      <w:r>
+        <w:t xml:space="preserve">2. Binti : ${BINTI}</w:t>
+      </w:r>
+    </w:p>
+    <w:p>
+      <w:pPr>
+        <w:pStyle w:val="BodyText"/>
+      </w:pPr>
+      <w:r>
+        <w:t xml:space="preserve">3. Nomor Induk Kependudukan : ${NIK_CALON}</w:t>
+      </w:r>
+    </w:p>
+    <w:p>
+      <w:pPr>
+        <w:pStyle w:val="BodyText"/>
+      </w:pPr>
+      <w:r>
+        <w:t xml:space="preserve">4. Tempat dan tanggal lahir : ${TPT_LAHIR_CALON}, ${TGL_LAHIR_CALON}</w:t>
+      </w:r>
+    </w:p>
+    <w:p>
+      <w:pPr>
+        <w:pStyle w:val="BodyText"/>
+      </w:pPr>
+      <w:r>
+        <w:t xml:space="preserve">5. Warganegara : ${WARGA_NEGARA_CALON}</w:t>
+      </w:r>
+    </w:p>
+    <w:p>
+      <w:pPr>
+        <w:pStyle w:val="BodyText"/>
+      </w:pPr>
+      <w:r>
+        <w:t xml:space="preserve">6. Agama : ${AGAMA_CALON}</w:t>
+      </w:r>
+    </w:p>
+    <w:p>
+      <w:pPr>
+        <w:pStyle w:val="BodyText"/>
+      </w:pPr>
+      <w:r>
+        <w:t xml:space="preserve">7. Pekerjaan : ${KERJA_CALON}</w:t>
+      </w:r>
+    </w:p>
+    <w:p>
+      <w:pPr>
+        <w:pStyle w:val="BodyText"/>
+      </w:pPr>
+      <w:r>
+        <w:t xml:space="preserve">8. Tempat tinggal : ${ALAMAT_CALON}</w:t>
       </w:r>
     </w:p>
     <w:p>
@@ -1405,7 +1405,7 @@
         <w:pStyle w:val="BodyText"/>
       </w:pPr>
       <w:r>
-        <w:t xml:space="preserve">$NAMA_DES, $TGL_SURAT</w:t>
+        <w:t xml:space="preserve">${NAMA_DES}, ${TGL_SURAT}</w:t>
       </w:r>
     </w:p>
     <w:p>
@@ -1425,7 +1425,7 @@
           <w:b/>
           <w:bCs/>
         </w:rPr>
-        <w:t xml:space="preserve">$NAMA</w:t>
+        <w:t xml:space="preserve">${NAMA}</w:t>
       </w:r>
       <w:r>
         <w:rPr>
@@ -1446,7 +1446,7 @@
           <w:b/>
           <w:bCs/>
         </w:rPr>
-        <w:t xml:space="preserve">$NAMA_CALON</w:t>
+        <w:t xml:space="preserve">${NAMA_CALON}</w:t>
       </w:r>
     </w:p>
     <w:sectPr>
